--- a/projects/TRD-EHR/paper1-trd-prediction/parts/supplement/25-s11-cohort-characteristics-and-outcome-frequency.docx
+++ b/projects/TRD-EHR/paper1-trd-prediction/parts/supplement/25-s11-cohort-characteristics-and-outcome-frequency.docx
@@ -24,7 +24,7 @@
         <w:pStyle w:val="BodyText"/>
       </w:pPr>
       <w:r>
-        <w:t xml:space="preserve">Outcome frequency was 18.0% among female and 16.2% among male patients. It declined across age groups: 20.6% at 18–29 years (1,135/5,513), 20.3% at 30–44 (1,836/9,025), 18.4% at 45–64 (2,445/13,268), and 13.8% at 65 or older (2,039/14,773). Selected social-determinant strata had higher frequencies: upbringing-related issues, 33.0%; legal issues, 26.1%; employment issues, 24.0%; and family or support-group issues, 22.9%. Small counts limit these comparisons. Missing race/ethnicity was associated with a frequency of 15.5% (46/297), versus 17.5% overall.</w:t>
+        <w:t xml:space="preserve">Outcome frequency was 18.0% (95% CI 17.6–18.4) among female and 16.2% (95% CI 15.6–16.9) among male patients. It declined across age groups: 20.6% (95% CI 19.5–21.7) at 18–29 years (1,135/5,513), 20.3% (95% CI 19.5–21.2) at 30–44 (1,836/9,025), 18.4% (95% CI 17.8–19.1) at 45–64 (2,445/13,268), and 13.8% (95% CI 13.3–14.4) at 65 or older (2,039/14,773). Selected social-determinant strata had higher frequencies: upbringing-related issues, 33.0% (95% CI 27.3–39.3); legal issues, 26.1% (95% CI 18.9–34.8); employment issues, 24.0% (95% CI 17.9–31.4); and family or support-group issues, 22.9% (95% CI 20.0–26.2). Small counts limit these comparisons. Missing race/ethnicity was associated with a frequency of 15.5% (46/297; 95% CI 11.8–20.0), versus 17.5% (95% CI 17.2–17.9) overall.</w:t>
       </w:r>
     </w:p>
     <w:p>
@@ -38,12 +38,23 @@
     <w:tbl>
       <w:tblPr>
         <w:tblStyle w:val="Table"/>
-        <w:tblW w:type="pct" w:w="0.0"/>
+        <w:tblW w:type="auto" w:w="0"/>
         <w:tblLook w:firstRow="1" w:lastRow="0" w:firstColumn="0" w:lastColumn="0" w:noHBand="0" w:noVBand="0" w:val="0020"/>
       </w:tblPr>
-      <w:tblGrid/>
+      <w:tblGrid>
+        <w:gridCol w:w="1320"/>
+        <w:gridCol w:w="1320"/>
+        <w:gridCol w:w="1320"/>
+        <w:gridCol w:w="1320"/>
+        <w:gridCol w:w="1320"/>
+        <w:gridCol w:w="1320"/>
+      </w:tblGrid>
       <w:tr>
-        <w:tc>
+        <w:trPr>
+          <w:tblHeader w:val="on"/>
+        </w:trPr>
+        <w:tc>
+          <w:tcPr/>
           <w:p>
             <w:pPr>
               <w:pStyle w:val="Compact"/>
@@ -51,14 +62,15 @@
             </w:pPr>
             <w:r>
               <w:rPr>
+                <w:b/>
                 <w:bCs/>
-                <w:b/>
               </w:rPr>
               <w:t xml:space="preserve">Characteristic</w:t>
             </w:r>
           </w:p>
         </w:tc>
         <w:tc>
+          <w:tcPr/>
           <w:p>
             <w:pPr>
               <w:pStyle w:val="Compact"/>
@@ -66,14 +78,15 @@
             </w:pPr>
             <w:r>
               <w:rPr>
+                <w:b/>
                 <w:bCs/>
-                <w:b/>
               </w:rPr>
               <w:t xml:space="preserve">Level</w:t>
             </w:r>
           </w:p>
         </w:tc>
         <w:tc>
+          <w:tcPr/>
           <w:p>
             <w:pPr>
               <w:pStyle w:val="Compact"/>
@@ -81,14 +94,15 @@
             </w:pPr>
             <w:r>
               <w:rPr>
+                <w:b/>
                 <w:bCs/>
-                <w:b/>
               </w:rPr>
               <w:t xml:space="preserve">Overall</w:t>
             </w:r>
           </w:p>
         </w:tc>
         <w:tc>
+          <w:tcPr/>
           <w:p>
             <w:pPr>
               <w:pStyle w:val="Compact"/>
@@ -96,14 +110,15 @@
             </w:pPr>
             <w:r>
               <w:rPr>
+                <w:b/>
                 <w:bCs/>
-                <w:b/>
               </w:rPr>
               <w:t xml:space="preserve">TRD+</w:t>
             </w:r>
           </w:p>
         </w:tc>
         <w:tc>
+          <w:tcPr/>
           <w:p>
             <w:pPr>
               <w:pStyle w:val="Compact"/>
@@ -111,14 +126,15 @@
             </w:pPr>
             <w:r>
               <w:rPr>
+                <w:b/>
                 <w:bCs/>
-                <w:b/>
               </w:rPr>
               <w:t xml:space="preserve">TRD−</w:t>
             </w:r>
           </w:p>
         </w:tc>
         <w:tc>
+          <w:tcPr/>
           <w:p>
             <w:pPr>
               <w:pStyle w:val="Compact"/>
@@ -126,8 +142,8 @@
             </w:pPr>
             <w:r>
               <w:rPr>
+                <w:b/>
                 <w:bCs/>
-                <w:b/>
               </w:rPr>
               <w:t xml:space="preserve">SMD</w:t>
             </w:r>
@@ -136,6 +152,7 @@
       </w:tr>
       <w:tr>
         <w:tc>
+          <w:tcPr/>
           <w:p>
             <w:pPr>
               <w:pStyle w:val="Compact"/>
@@ -147,23 +164,49 @@
           </w:p>
         </w:tc>
         <w:tc>
-          <w:p/>
-        </w:tc>
-        <w:tc>
-          <w:p/>
-        </w:tc>
-        <w:tc>
-          <w:p/>
-        </w:tc>
-        <w:tc>
-          <w:p/>
-        </w:tc>
-        <w:tc>
-          <w:p/>
+          <w:tcPr/>
+          <w:p>
+            <w:pPr>
+              <w:pStyle w:val="Compact"/>
+            </w:pPr>
+          </w:p>
+        </w:tc>
+        <w:tc>
+          <w:tcPr/>
+          <w:p>
+            <w:pPr>
+              <w:pStyle w:val="Compact"/>
+            </w:pPr>
+          </w:p>
+        </w:tc>
+        <w:tc>
+          <w:tcPr/>
+          <w:p>
+            <w:pPr>
+              <w:pStyle w:val="Compact"/>
+            </w:pPr>
+          </w:p>
+        </w:tc>
+        <w:tc>
+          <w:tcPr/>
+          <w:p>
+            <w:pPr>
+              <w:pStyle w:val="Compact"/>
+            </w:pPr>
+          </w:p>
+        </w:tc>
+        <w:tc>
+          <w:tcPr/>
+          <w:p>
+            <w:pPr>
+              <w:pStyle w:val="Compact"/>
+            </w:pPr>
+          </w:p>
         </w:tc>
       </w:tr>
       <w:tr>
         <w:tc>
+          <w:tcPr/>
           <w:p>
             <w:pPr>
               <w:pStyle w:val="Compact"/>
@@ -175,6 +218,7 @@
           </w:p>
         </w:tc>
         <w:tc>
+          <w:tcPr/>
           <w:p>
             <w:pPr>
               <w:pStyle w:val="Compact"/>
@@ -186,6 +230,7 @@
           </w:p>
         </w:tc>
         <w:tc>
+          <w:tcPr/>
           <w:p>
             <w:pPr>
               <w:pStyle w:val="Compact"/>
@@ -197,6 +242,7 @@
           </w:p>
         </w:tc>
         <w:tc>
+          <w:tcPr/>
           <w:p>
             <w:pPr>
               <w:pStyle w:val="Compact"/>
@@ -208,6 +254,7 @@
           </w:p>
         </w:tc>
         <w:tc>
+          <w:tcPr/>
           <w:p>
             <w:pPr>
               <w:pStyle w:val="Compact"/>
@@ -219,6 +266,7 @@
           </w:p>
         </w:tc>
         <w:tc>
+          <w:tcPr/>
           <w:p>
             <w:pPr>
               <w:pStyle w:val="Compact"/>
@@ -232,6 +280,7 @@
       </w:tr>
       <w:tr>
         <w:tc>
+          <w:tcPr/>
           <w:p>
             <w:pPr>
               <w:pStyle w:val="Compact"/>
@@ -243,6 +292,7 @@
           </w:p>
         </w:tc>
         <w:tc>
+          <w:tcPr/>
           <w:p>
             <w:pPr>
               <w:pStyle w:val="Compact"/>
@@ -254,6 +304,7 @@
           </w:p>
         </w:tc>
         <w:tc>
+          <w:tcPr/>
           <w:p>
             <w:pPr>
               <w:pStyle w:val="Compact"/>
@@ -265,6 +316,7 @@
           </w:p>
         </w:tc>
         <w:tc>
+          <w:tcPr/>
           <w:p>
             <w:pPr>
               <w:pStyle w:val="Compact"/>
@@ -276,6 +328,7 @@
           </w:p>
         </w:tc>
         <w:tc>
+          <w:tcPr/>
           <w:p>
             <w:pPr>
               <w:pStyle w:val="Compact"/>
@@ -287,6 +340,7 @@
           </w:p>
         </w:tc>
         <w:tc>
+          <w:tcPr/>
           <w:p>
             <w:pPr>
               <w:pStyle w:val="Compact"/>
@@ -300,9 +354,15 @@
       </w:tr>
       <w:tr>
         <w:tc>
-          <w:p/>
-        </w:tc>
-        <w:tc>
+          <w:tcPr/>
+          <w:p>
+            <w:pPr>
+              <w:pStyle w:val="Compact"/>
+            </w:pPr>
+          </w:p>
+        </w:tc>
+        <w:tc>
+          <w:tcPr/>
           <w:p>
             <w:pPr>
               <w:pStyle w:val="Compact"/>
@@ -314,6 +374,7 @@
           </w:p>
         </w:tc>
         <w:tc>
+          <w:tcPr/>
           <w:p>
             <w:pPr>
               <w:pStyle w:val="Compact"/>
@@ -325,6 +386,7 @@
           </w:p>
         </w:tc>
         <w:tc>
+          <w:tcPr/>
           <w:p>
             <w:pPr>
               <w:pStyle w:val="Compact"/>
@@ -336,6 +398,7 @@
           </w:p>
         </w:tc>
         <w:tc>
+          <w:tcPr/>
           <w:p>
             <w:pPr>
               <w:pStyle w:val="Compact"/>
@@ -347,6 +410,7 @@
           </w:p>
         </w:tc>
         <w:tc>
+          <w:tcPr/>
           <w:p>
             <w:pPr>
               <w:pStyle w:val="Compact"/>
@@ -360,9 +424,15 @@
       </w:tr>
       <w:tr>
         <w:tc>
-          <w:p/>
-        </w:tc>
-        <w:tc>
+          <w:tcPr/>
+          <w:p>
+            <w:pPr>
+              <w:pStyle w:val="Compact"/>
+            </w:pPr>
+          </w:p>
+        </w:tc>
+        <w:tc>
+          <w:tcPr/>
           <w:p>
             <w:pPr>
               <w:pStyle w:val="Compact"/>
@@ -374,6 +444,7 @@
           </w:p>
         </w:tc>
         <w:tc>
+          <w:tcPr/>
           <w:p>
             <w:pPr>
               <w:pStyle w:val="Compact"/>
@@ -385,6 +456,7 @@
           </w:p>
         </w:tc>
         <w:tc>
+          <w:tcPr/>
           <w:p>
             <w:pPr>
               <w:pStyle w:val="Compact"/>
@@ -396,6 +468,7 @@
           </w:p>
         </w:tc>
         <w:tc>
+          <w:tcPr/>
           <w:p>
             <w:pPr>
               <w:pStyle w:val="Compact"/>
@@ -407,6 +480,7 @@
           </w:p>
         </w:tc>
         <w:tc>
+          <w:tcPr/>
           <w:p>
             <w:pPr>
               <w:pStyle w:val="Compact"/>
@@ -420,9 +494,15 @@
       </w:tr>
       <w:tr>
         <w:tc>
-          <w:p/>
-        </w:tc>
-        <w:tc>
+          <w:tcPr/>
+          <w:p>
+            <w:pPr>
+              <w:pStyle w:val="Compact"/>
+            </w:pPr>
+          </w:p>
+        </w:tc>
+        <w:tc>
+          <w:tcPr/>
           <w:p>
             <w:pPr>
               <w:pStyle w:val="Compact"/>
@@ -434,6 +514,7 @@
           </w:p>
         </w:tc>
         <w:tc>
+          <w:tcPr/>
           <w:p>
             <w:pPr>
               <w:pStyle w:val="Compact"/>
@@ -445,6 +526,7 @@
           </w:p>
         </w:tc>
         <w:tc>
+          <w:tcPr/>
           <w:p>
             <w:pPr>
               <w:pStyle w:val="Compact"/>
@@ -456,6 +538,7 @@
           </w:p>
         </w:tc>
         <w:tc>
+          <w:tcPr/>
           <w:p>
             <w:pPr>
               <w:pStyle w:val="Compact"/>
@@ -467,6 +550,7 @@
           </w:p>
         </w:tc>
         <w:tc>
+          <w:tcPr/>
           <w:p>
             <w:pPr>
               <w:pStyle w:val="Compact"/>
@@ -480,6 +564,7 @@
       </w:tr>
       <w:tr>
         <w:tc>
+          <w:tcPr/>
           <w:p>
             <w:pPr>
               <w:pStyle w:val="Compact"/>
@@ -491,6 +576,7 @@
           </w:p>
         </w:tc>
         <w:tc>
+          <w:tcPr/>
           <w:p>
             <w:pPr>
               <w:pStyle w:val="Compact"/>
@@ -502,6 +588,7 @@
           </w:p>
         </w:tc>
         <w:tc>
+          <w:tcPr/>
           <w:p>
             <w:pPr>
               <w:pStyle w:val="Compact"/>
@@ -513,6 +600,7 @@
           </w:p>
         </w:tc>
         <w:tc>
+          <w:tcPr/>
           <w:p>
             <w:pPr>
               <w:pStyle w:val="Compact"/>
@@ -524,6 +612,7 @@
           </w:p>
         </w:tc>
         <w:tc>
+          <w:tcPr/>
           <w:p>
             <w:pPr>
               <w:pStyle w:val="Compact"/>
@@ -535,6 +624,7 @@
           </w:p>
         </w:tc>
         <w:tc>
+          <w:tcPr/>
           <w:p>
             <w:pPr>
               <w:pStyle w:val="Compact"/>
@@ -548,6 +638,7 @@
       </w:tr>
       <w:tr>
         <w:tc>
+          <w:tcPr/>
           <w:p>
             <w:pPr>
               <w:pStyle w:val="Compact"/>
@@ -559,6 +650,7 @@
           </w:p>
         </w:tc>
         <w:tc>
+          <w:tcPr/>
           <w:p>
             <w:pPr>
               <w:pStyle w:val="Compact"/>
@@ -570,6 +662,7 @@
           </w:p>
         </w:tc>
         <w:tc>
+          <w:tcPr/>
           <w:p>
             <w:pPr>
               <w:pStyle w:val="Compact"/>
@@ -581,6 +674,7 @@
           </w:p>
         </w:tc>
         <w:tc>
+          <w:tcPr/>
           <w:p>
             <w:pPr>
               <w:pStyle w:val="Compact"/>
@@ -592,6 +686,7 @@
           </w:p>
         </w:tc>
         <w:tc>
+          <w:tcPr/>
           <w:p>
             <w:pPr>
               <w:pStyle w:val="Compact"/>
@@ -603,6 +698,7 @@
           </w:p>
         </w:tc>
         <w:tc>
+          <w:tcPr/>
           <w:p>
             <w:pPr>
               <w:pStyle w:val="Compact"/>
@@ -616,9 +712,15 @@
       </w:tr>
       <w:tr>
         <w:tc>
-          <w:p/>
-        </w:tc>
-        <w:tc>
+          <w:tcPr/>
+          <w:p>
+            <w:pPr>
+              <w:pStyle w:val="Compact"/>
+            </w:pPr>
+          </w:p>
+        </w:tc>
+        <w:tc>
+          <w:tcPr/>
           <w:p>
             <w:pPr>
               <w:pStyle w:val="Compact"/>
@@ -630,6 +732,7 @@
           </w:p>
         </w:tc>
         <w:tc>
+          <w:tcPr/>
           <w:p>
             <w:pPr>
               <w:pStyle w:val="Compact"/>
@@ -641,6 +744,7 @@
           </w:p>
         </w:tc>
         <w:tc>
+          <w:tcPr/>
           <w:p>
             <w:pPr>
               <w:pStyle w:val="Compact"/>
@@ -652,6 +756,7 @@
           </w:p>
         </w:tc>
         <w:tc>
+          <w:tcPr/>
           <w:p>
             <w:pPr>
               <w:pStyle w:val="Compact"/>
@@ -663,6 +768,7 @@
           </w:p>
         </w:tc>
         <w:tc>
+          <w:tcPr/>
           <w:p>
             <w:pPr>
               <w:pStyle w:val="Compact"/>
@@ -676,9 +782,15 @@
       </w:tr>
       <w:tr>
         <w:tc>
-          <w:p/>
-        </w:tc>
-        <w:tc>
+          <w:tcPr/>
+          <w:p>
+            <w:pPr>
+              <w:pStyle w:val="Compact"/>
+            </w:pPr>
+          </w:p>
+        </w:tc>
+        <w:tc>
+          <w:tcPr/>
           <w:p>
             <w:pPr>
               <w:pStyle w:val="Compact"/>
@@ -690,6 +802,7 @@
           </w:p>
         </w:tc>
         <w:tc>
+          <w:tcPr/>
           <w:p>
             <w:pPr>
               <w:pStyle w:val="Compact"/>
@@ -701,6 +814,7 @@
           </w:p>
         </w:tc>
         <w:tc>
+          <w:tcPr/>
           <w:p>
             <w:pPr>
               <w:pStyle w:val="Compact"/>
@@ -712,6 +826,7 @@
           </w:p>
         </w:tc>
         <w:tc>
+          <w:tcPr/>
           <w:p>
             <w:pPr>
               <w:pStyle w:val="Compact"/>
@@ -723,6 +838,7 @@
           </w:p>
         </w:tc>
         <w:tc>
+          <w:tcPr/>
           <w:p>
             <w:pPr>
               <w:pStyle w:val="Compact"/>
@@ -736,9 +852,15 @@
       </w:tr>
       <w:tr>
         <w:tc>
-          <w:p/>
-        </w:tc>
-        <w:tc>
+          <w:tcPr/>
+          <w:p>
+            <w:pPr>
+              <w:pStyle w:val="Compact"/>
+            </w:pPr>
+          </w:p>
+        </w:tc>
+        <w:tc>
+          <w:tcPr/>
           <w:p>
             <w:pPr>
               <w:pStyle w:val="Compact"/>
@@ -750,6 +872,7 @@
           </w:p>
         </w:tc>
         <w:tc>
+          <w:tcPr/>
           <w:p>
             <w:pPr>
               <w:pStyle w:val="Compact"/>
@@ -761,6 +884,7 @@
           </w:p>
         </w:tc>
         <w:tc>
+          <w:tcPr/>
           <w:p>
             <w:pPr>
               <w:pStyle w:val="Compact"/>
@@ -772,6 +896,7 @@
           </w:p>
         </w:tc>
         <w:tc>
+          <w:tcPr/>
           <w:p>
             <w:pPr>
               <w:pStyle w:val="Compact"/>
@@ -783,6 +908,7 @@
           </w:p>
         </w:tc>
         <w:tc>
+          <w:tcPr/>
           <w:p>
             <w:pPr>
               <w:pStyle w:val="Compact"/>
@@ -796,6 +922,7 @@
       </w:tr>
       <w:tr>
         <w:tc>
+          <w:tcPr/>
           <w:p>
             <w:pPr>
               <w:pStyle w:val="Compact"/>
@@ -807,23 +934,49 @@
           </w:p>
         </w:tc>
         <w:tc>
-          <w:p/>
-        </w:tc>
-        <w:tc>
-          <w:p/>
-        </w:tc>
-        <w:tc>
-          <w:p/>
-        </w:tc>
-        <w:tc>
-          <w:p/>
-        </w:tc>
-        <w:tc>
-          <w:p/>
+          <w:tcPr/>
+          <w:p>
+            <w:pPr>
+              <w:pStyle w:val="Compact"/>
+            </w:pPr>
+          </w:p>
+        </w:tc>
+        <w:tc>
+          <w:tcPr/>
+          <w:p>
+            <w:pPr>
+              <w:pStyle w:val="Compact"/>
+            </w:pPr>
+          </w:p>
+        </w:tc>
+        <w:tc>
+          <w:tcPr/>
+          <w:p>
+            <w:pPr>
+              <w:pStyle w:val="Compact"/>
+            </w:pPr>
+          </w:p>
+        </w:tc>
+        <w:tc>
+          <w:tcPr/>
+          <w:p>
+            <w:pPr>
+              <w:pStyle w:val="Compact"/>
+            </w:pPr>
+          </w:p>
+        </w:tc>
+        <w:tc>
+          <w:tcPr/>
+          <w:p>
+            <w:pPr>
+              <w:pStyle w:val="Compact"/>
+            </w:pPr>
+          </w:p>
         </w:tc>
       </w:tr>
       <w:tr>
         <w:tc>
+          <w:tcPr/>
           <w:p>
             <w:pPr>
               <w:pStyle w:val="Compact"/>
@@ -835,6 +988,7 @@
           </w:p>
         </w:tc>
         <w:tc>
+          <w:tcPr/>
           <w:p>
             <w:pPr>
               <w:pStyle w:val="Compact"/>
@@ -846,6 +1000,7 @@
           </w:p>
         </w:tc>
         <w:tc>
+          <w:tcPr/>
           <w:p>
             <w:pPr>
               <w:pStyle w:val="Compact"/>
@@ -857,6 +1012,7 @@
           </w:p>
         </w:tc>
         <w:tc>
+          <w:tcPr/>
           <w:p>
             <w:pPr>
               <w:pStyle w:val="Compact"/>
@@ -868,6 +1024,7 @@
           </w:p>
         </w:tc>
         <w:tc>
+          <w:tcPr/>
           <w:p>
             <w:pPr>
               <w:pStyle w:val="Compact"/>
@@ -879,6 +1036,7 @@
           </w:p>
         </w:tc>
         <w:tc>
+          <w:tcPr/>
           <w:p>
             <w:pPr>
               <w:pStyle w:val="Compact"/>
@@ -892,9 +1050,15 @@
       </w:tr>
       <w:tr>
         <w:tc>
-          <w:p/>
-        </w:tc>
-        <w:tc>
+          <w:tcPr/>
+          <w:p>
+            <w:pPr>
+              <w:pStyle w:val="Compact"/>
+            </w:pPr>
+          </w:p>
+        </w:tc>
+        <w:tc>
+          <w:tcPr/>
           <w:p>
             <w:pPr>
               <w:pStyle w:val="Compact"/>
@@ -906,6 +1070,7 @@
           </w:p>
         </w:tc>
         <w:tc>
+          <w:tcPr/>
           <w:p>
             <w:pPr>
               <w:pStyle w:val="Compact"/>
@@ -917,6 +1082,7 @@
           </w:p>
         </w:tc>
         <w:tc>
+          <w:tcPr/>
           <w:p>
             <w:pPr>
               <w:pStyle w:val="Compact"/>
@@ -928,6 +1094,7 @@
           </w:p>
         </w:tc>
         <w:tc>
+          <w:tcPr/>
           <w:p>
             <w:pPr>
               <w:pStyle w:val="Compact"/>
@@ -939,6 +1106,7 @@
           </w:p>
         </w:tc>
         <w:tc>
+          <w:tcPr/>
           <w:p>
             <w:pPr>
               <w:pStyle w:val="Compact"/>
@@ -952,6 +1120,7 @@
       </w:tr>
       <w:tr>
         <w:tc>
+          <w:tcPr/>
           <w:p>
             <w:pPr>
               <w:pStyle w:val="Compact"/>
@@ -963,6 +1132,7 @@
           </w:p>
         </w:tc>
         <w:tc>
+          <w:tcPr/>
           <w:p>
             <w:pPr>
               <w:pStyle w:val="Compact"/>
@@ -974,6 +1144,7 @@
           </w:p>
         </w:tc>
         <w:tc>
+          <w:tcPr/>
           <w:p>
             <w:pPr>
               <w:pStyle w:val="Compact"/>
@@ -985,6 +1156,7 @@
           </w:p>
         </w:tc>
         <w:tc>
+          <w:tcPr/>
           <w:p>
             <w:pPr>
               <w:pStyle w:val="Compact"/>
@@ -996,6 +1168,7 @@
           </w:p>
         </w:tc>
         <w:tc>
+          <w:tcPr/>
           <w:p>
             <w:pPr>
               <w:pStyle w:val="Compact"/>
@@ -1007,6 +1180,7 @@
           </w:p>
         </w:tc>
         <w:tc>
+          <w:tcPr/>
           <w:p>
             <w:pPr>
               <w:pStyle w:val="Compact"/>
@@ -1020,9 +1194,15 @@
       </w:tr>
       <w:tr>
         <w:tc>
-          <w:p/>
-        </w:tc>
-        <w:tc>
+          <w:tcPr/>
+          <w:p>
+            <w:pPr>
+              <w:pStyle w:val="Compact"/>
+            </w:pPr>
+          </w:p>
+        </w:tc>
+        <w:tc>
+          <w:tcPr/>
           <w:p>
             <w:pPr>
               <w:pStyle w:val="Compact"/>
@@ -1034,6 +1214,7 @@
           </w:p>
         </w:tc>
         <w:tc>
+          <w:tcPr/>
           <w:p>
             <w:pPr>
               <w:pStyle w:val="Compact"/>
@@ -1045,6 +1226,7 @@
           </w:p>
         </w:tc>
         <w:tc>
+          <w:tcPr/>
           <w:p>
             <w:pPr>
               <w:pStyle w:val="Compact"/>
@@ -1056,6 +1238,7 @@
           </w:p>
         </w:tc>
         <w:tc>
+          <w:tcPr/>
           <w:p>
             <w:pPr>
               <w:pStyle w:val="Compact"/>
@@ -1067,6 +1250,7 @@
           </w:p>
         </w:tc>
         <w:tc>
+          <w:tcPr/>
           <w:p>
             <w:pPr>
               <w:pStyle w:val="Compact"/>
@@ -1080,9 +1264,15 @@
       </w:tr>
       <w:tr>
         <w:tc>
-          <w:p/>
-        </w:tc>
-        <w:tc>
+          <w:tcPr/>
+          <w:p>
+            <w:pPr>
+              <w:pStyle w:val="Compact"/>
+            </w:pPr>
+          </w:p>
+        </w:tc>
+        <w:tc>
+          <w:tcPr/>
           <w:p>
             <w:pPr>
               <w:pStyle w:val="Compact"/>
@@ -1094,6 +1284,7 @@
           </w:p>
         </w:tc>
         <w:tc>
+          <w:tcPr/>
           <w:p>
             <w:pPr>
               <w:pStyle w:val="Compact"/>
@@ -1105,6 +1296,7 @@
           </w:p>
         </w:tc>
         <w:tc>
+          <w:tcPr/>
           <w:p>
             <w:pPr>
               <w:pStyle w:val="Compact"/>
@@ -1116,6 +1308,7 @@
           </w:p>
         </w:tc>
         <w:tc>
+          <w:tcPr/>
           <w:p>
             <w:pPr>
               <w:pStyle w:val="Compact"/>
@@ -1127,6 +1320,7 @@
           </w:p>
         </w:tc>
         <w:tc>
+          <w:tcPr/>
           <w:p>
             <w:pPr>
               <w:pStyle w:val="Compact"/>
@@ -1140,9 +1334,15 @@
       </w:tr>
       <w:tr>
         <w:tc>
-          <w:p/>
-        </w:tc>
-        <w:tc>
+          <w:tcPr/>
+          <w:p>
+            <w:pPr>
+              <w:pStyle w:val="Compact"/>
+            </w:pPr>
+          </w:p>
+        </w:tc>
+        <w:tc>
+          <w:tcPr/>
           <w:p>
             <w:pPr>
               <w:pStyle w:val="Compact"/>
@@ -1154,6 +1354,7 @@
           </w:p>
         </w:tc>
         <w:tc>
+          <w:tcPr/>
           <w:p>
             <w:pPr>
               <w:pStyle w:val="Compact"/>
@@ -1165,6 +1366,7 @@
           </w:p>
         </w:tc>
         <w:tc>
+          <w:tcPr/>
           <w:p>
             <w:pPr>
               <w:pStyle w:val="Compact"/>
@@ -1176,6 +1378,7 @@
           </w:p>
         </w:tc>
         <w:tc>
+          <w:tcPr/>
           <w:p>
             <w:pPr>
               <w:pStyle w:val="Compact"/>
@@ -1187,6 +1390,7 @@
           </w:p>
         </w:tc>
         <w:tc>
+          <w:tcPr/>
           <w:p>
             <w:pPr>
               <w:pStyle w:val="Compact"/>
@@ -1200,6 +1404,7 @@
       </w:tr>
       <w:tr>
         <w:tc>
+          <w:tcPr/>
           <w:p>
             <w:pPr>
               <w:pStyle w:val="Compact"/>
@@ -1211,23 +1416,49 @@
           </w:p>
         </w:tc>
         <w:tc>
-          <w:p/>
-        </w:tc>
-        <w:tc>
-          <w:p/>
-        </w:tc>
-        <w:tc>
-          <w:p/>
-        </w:tc>
-        <w:tc>
-          <w:p/>
-        </w:tc>
-        <w:tc>
-          <w:p/>
+          <w:tcPr/>
+          <w:p>
+            <w:pPr>
+              <w:pStyle w:val="Compact"/>
+            </w:pPr>
+          </w:p>
+        </w:tc>
+        <w:tc>
+          <w:tcPr/>
+          <w:p>
+            <w:pPr>
+              <w:pStyle w:val="Compact"/>
+            </w:pPr>
+          </w:p>
+        </w:tc>
+        <w:tc>
+          <w:tcPr/>
+          <w:p>
+            <w:pPr>
+              <w:pStyle w:val="Compact"/>
+            </w:pPr>
+          </w:p>
+        </w:tc>
+        <w:tc>
+          <w:tcPr/>
+          <w:p>
+            <w:pPr>
+              <w:pStyle w:val="Compact"/>
+            </w:pPr>
+          </w:p>
+        </w:tc>
+        <w:tc>
+          <w:tcPr/>
+          <w:p>
+            <w:pPr>
+              <w:pStyle w:val="Compact"/>
+            </w:pPr>
+          </w:p>
         </w:tc>
       </w:tr>
       <w:tr>
         <w:tc>
+          <w:tcPr/>
           <w:p>
             <w:pPr>
               <w:pStyle w:val="Compact"/>
@@ -1239,6 +1470,7 @@
           </w:p>
         </w:tc>
         <w:tc>
+          <w:tcPr/>
           <w:p>
             <w:pPr>
               <w:pStyle w:val="Compact"/>
@@ -1250,6 +1482,7 @@
           </w:p>
         </w:tc>
         <w:tc>
+          <w:tcPr/>
           <w:p>
             <w:pPr>
               <w:pStyle w:val="Compact"/>
@@ -1261,6 +1494,7 @@
           </w:p>
         </w:tc>
         <w:tc>
+          <w:tcPr/>
           <w:p>
             <w:pPr>
               <w:pStyle w:val="Compact"/>
@@ -1272,6 +1506,7 @@
           </w:p>
         </w:tc>
         <w:tc>
+          <w:tcPr/>
           <w:p>
             <w:pPr>
               <w:pStyle w:val="Compact"/>
@@ -1283,6 +1518,7 @@
           </w:p>
         </w:tc>
         <w:tc>
+          <w:tcPr/>
           <w:p>
             <w:pPr>
               <w:pStyle w:val="Compact"/>
@@ -1296,6 +1532,7 @@
       </w:tr>
       <w:tr>
         <w:tc>
+          <w:tcPr/>
           <w:p>
             <w:pPr>
               <w:pStyle w:val="Compact"/>
@@ -1307,6 +1544,7 @@
           </w:p>
         </w:tc>
         <w:tc>
+          <w:tcPr/>
           <w:p>
             <w:pPr>
               <w:pStyle w:val="Compact"/>
@@ -1318,6 +1556,7 @@
           </w:p>
         </w:tc>
         <w:tc>
+          <w:tcPr/>
           <w:p>
             <w:pPr>
               <w:pStyle w:val="Compact"/>
@@ -1329,6 +1568,7 @@
           </w:p>
         </w:tc>
         <w:tc>
+          <w:tcPr/>
           <w:p>
             <w:pPr>
               <w:pStyle w:val="Compact"/>
@@ -1340,6 +1580,7 @@
           </w:p>
         </w:tc>
         <w:tc>
+          <w:tcPr/>
           <w:p>
             <w:pPr>
               <w:pStyle w:val="Compact"/>
@@ -1351,6 +1592,7 @@
           </w:p>
         </w:tc>
         <w:tc>
+          <w:tcPr/>
           <w:p>
             <w:pPr>
               <w:pStyle w:val="Compact"/>
@@ -1364,6 +1606,7 @@
       </w:tr>
       <w:tr>
         <w:tc>
+          <w:tcPr/>
           <w:p>
             <w:pPr>
               <w:pStyle w:val="Compact"/>
@@ -1375,6 +1618,7 @@
           </w:p>
         </w:tc>
         <w:tc>
+          <w:tcPr/>
           <w:p>
             <w:pPr>
               <w:pStyle w:val="Compact"/>
@@ -1386,6 +1630,7 @@
           </w:p>
         </w:tc>
         <w:tc>
+          <w:tcPr/>
           <w:p>
             <w:pPr>
               <w:pStyle w:val="Compact"/>
@@ -1397,6 +1642,7 @@
           </w:p>
         </w:tc>
         <w:tc>
+          <w:tcPr/>
           <w:p>
             <w:pPr>
               <w:pStyle w:val="Compact"/>
@@ -1408,6 +1654,7 @@
           </w:p>
         </w:tc>
         <w:tc>
+          <w:tcPr/>
           <w:p>
             <w:pPr>
               <w:pStyle w:val="Compact"/>
@@ -1419,6 +1666,7 @@
           </w:p>
         </w:tc>
         <w:tc>
+          <w:tcPr/>
           <w:p>
             <w:pPr>
               <w:pStyle w:val="Compact"/>
@@ -1432,6 +1680,7 @@
       </w:tr>
       <w:tr>
         <w:tc>
+          <w:tcPr/>
           <w:p>
             <w:pPr>
               <w:pStyle w:val="Compact"/>
@@ -1443,6 +1692,7 @@
           </w:p>
         </w:tc>
         <w:tc>
+          <w:tcPr/>
           <w:p>
             <w:pPr>
               <w:pStyle w:val="Compact"/>
@@ -1454,6 +1704,7 @@
           </w:p>
         </w:tc>
         <w:tc>
+          <w:tcPr/>
           <w:p>
             <w:pPr>
               <w:pStyle w:val="Compact"/>
@@ -1465,6 +1716,7 @@
           </w:p>
         </w:tc>
         <w:tc>
+          <w:tcPr/>
           <w:p>
             <w:pPr>
               <w:pStyle w:val="Compact"/>
@@ -1476,6 +1728,7 @@
           </w:p>
         </w:tc>
         <w:tc>
+          <w:tcPr/>
           <w:p>
             <w:pPr>
               <w:pStyle w:val="Compact"/>
@@ -1487,6 +1740,7 @@
           </w:p>
         </w:tc>
         <w:tc>
+          <w:tcPr/>
           <w:p>
             <w:pPr>
               <w:pStyle w:val="Compact"/>
@@ -1500,6 +1754,7 @@
       </w:tr>
       <w:tr>
         <w:tc>
+          <w:tcPr/>
           <w:p>
             <w:pPr>
               <w:pStyle w:val="Compact"/>
@@ -1511,6 +1766,7 @@
           </w:p>
         </w:tc>
         <w:tc>
+          <w:tcPr/>
           <w:p>
             <w:pPr>
               <w:pStyle w:val="Compact"/>
@@ -1522,6 +1778,7 @@
           </w:p>
         </w:tc>
         <w:tc>
+          <w:tcPr/>
           <w:p>
             <w:pPr>
               <w:pStyle w:val="Compact"/>
@@ -1533,6 +1790,7 @@
           </w:p>
         </w:tc>
         <w:tc>
+          <w:tcPr/>
           <w:p>
             <w:pPr>
               <w:pStyle w:val="Compact"/>
@@ -1544,6 +1802,7 @@
           </w:p>
         </w:tc>
         <w:tc>
+          <w:tcPr/>
           <w:p>
             <w:pPr>
               <w:pStyle w:val="Compact"/>
@@ -1555,6 +1814,7 @@
           </w:p>
         </w:tc>
         <w:tc>
+          <w:tcPr/>
           <w:p>
             <w:pPr>
               <w:pStyle w:val="Compact"/>
@@ -1568,6 +1828,7 @@
       </w:tr>
       <w:tr>
         <w:tc>
+          <w:tcPr/>
           <w:p>
             <w:pPr>
               <w:pStyle w:val="Compact"/>
@@ -1579,6 +1840,7 @@
           </w:p>
         </w:tc>
         <w:tc>
+          <w:tcPr/>
           <w:p>
             <w:pPr>
               <w:pStyle w:val="Compact"/>
@@ -1590,6 +1852,7 @@
           </w:p>
         </w:tc>
         <w:tc>
+          <w:tcPr/>
           <w:p>
             <w:pPr>
               <w:pStyle w:val="Compact"/>
@@ -1601,6 +1864,7 @@
           </w:p>
         </w:tc>
         <w:tc>
+          <w:tcPr/>
           <w:p>
             <w:pPr>
               <w:pStyle w:val="Compact"/>
@@ -1612,6 +1876,7 @@
           </w:p>
         </w:tc>
         <w:tc>
+          <w:tcPr/>
           <w:p>
             <w:pPr>
               <w:pStyle w:val="Compact"/>
@@ -1623,6 +1888,7 @@
           </w:p>
         </w:tc>
         <w:tc>
+          <w:tcPr/>
           <w:p>
             <w:pPr>
               <w:pStyle w:val="Compact"/>
@@ -1636,6 +1902,7 @@
       </w:tr>
       <w:tr>
         <w:tc>
+          <w:tcPr/>
           <w:p>
             <w:pPr>
               <w:pStyle w:val="Compact"/>
@@ -1647,6 +1914,7 @@
           </w:p>
         </w:tc>
         <w:tc>
+          <w:tcPr/>
           <w:p>
             <w:pPr>
               <w:pStyle w:val="Compact"/>
@@ -1658,6 +1926,7 @@
           </w:p>
         </w:tc>
         <w:tc>
+          <w:tcPr/>
           <w:p>
             <w:pPr>
               <w:pStyle w:val="Compact"/>
@@ -1669,6 +1938,7 @@
           </w:p>
         </w:tc>
         <w:tc>
+          <w:tcPr/>
           <w:p>
             <w:pPr>
               <w:pStyle w:val="Compact"/>
@@ -1680,6 +1950,7 @@
           </w:p>
         </w:tc>
         <w:tc>
+          <w:tcPr/>
           <w:p>
             <w:pPr>
               <w:pStyle w:val="Compact"/>
@@ -1691,6 +1962,7 @@
           </w:p>
         </w:tc>
         <w:tc>
+          <w:tcPr/>
           <w:p>
             <w:pPr>
               <w:pStyle w:val="Compact"/>
@@ -1704,6 +1976,7 @@
       </w:tr>
       <w:tr>
         <w:tc>
+          <w:tcPr/>
           <w:p>
             <w:pPr>
               <w:pStyle w:val="Compact"/>
@@ -1715,6 +1988,7 @@
           </w:p>
         </w:tc>
         <w:tc>
+          <w:tcPr/>
           <w:p>
             <w:pPr>
               <w:pStyle w:val="Compact"/>
@@ -1726,6 +2000,7 @@
           </w:p>
         </w:tc>
         <w:tc>
+          <w:tcPr/>
           <w:p>
             <w:pPr>
               <w:pStyle w:val="Compact"/>
@@ -1737,6 +2012,7 @@
           </w:p>
         </w:tc>
         <w:tc>
+          <w:tcPr/>
           <w:p>
             <w:pPr>
               <w:pStyle w:val="Compact"/>
@@ -1748,6 +2024,7 @@
           </w:p>
         </w:tc>
         <w:tc>
+          <w:tcPr/>
           <w:p>
             <w:pPr>
               <w:pStyle w:val="Compact"/>
@@ -1759,6 +2036,7 @@
           </w:p>
         </w:tc>
         <w:tc>
+          <w:tcPr/>
           <w:p>
             <w:pPr>
               <w:pStyle w:val="Compact"/>
@@ -1772,6 +2050,7 @@
       </w:tr>
       <w:tr>
         <w:tc>
+          <w:tcPr/>
           <w:p>
             <w:pPr>
               <w:pStyle w:val="Compact"/>
@@ -1783,23 +2062,49 @@
           </w:p>
         </w:tc>
         <w:tc>
-          <w:p/>
-        </w:tc>
-        <w:tc>
-          <w:p/>
-        </w:tc>
-        <w:tc>
-          <w:p/>
-        </w:tc>
-        <w:tc>
-          <w:p/>
-        </w:tc>
-        <w:tc>
-          <w:p/>
+          <w:tcPr/>
+          <w:p>
+            <w:pPr>
+              <w:pStyle w:val="Compact"/>
+            </w:pPr>
+          </w:p>
+        </w:tc>
+        <w:tc>
+          <w:tcPr/>
+          <w:p>
+            <w:pPr>
+              <w:pStyle w:val="Compact"/>
+            </w:pPr>
+          </w:p>
+        </w:tc>
+        <w:tc>
+          <w:tcPr/>
+          <w:p>
+            <w:pPr>
+              <w:pStyle w:val="Compact"/>
+            </w:pPr>
+          </w:p>
+        </w:tc>
+        <w:tc>
+          <w:tcPr/>
+          <w:p>
+            <w:pPr>
+              <w:pStyle w:val="Compact"/>
+            </w:pPr>
+          </w:p>
+        </w:tc>
+        <w:tc>
+          <w:tcPr/>
+          <w:p>
+            <w:pPr>
+              <w:pStyle w:val="Compact"/>
+            </w:pPr>
+          </w:p>
         </w:tc>
       </w:tr>
       <w:tr>
         <w:tc>
+          <w:tcPr/>
           <w:p>
             <w:pPr>
               <w:pStyle w:val="Compact"/>
@@ -1811,6 +2116,7 @@
           </w:p>
         </w:tc>
         <w:tc>
+          <w:tcPr/>
           <w:p>
             <w:pPr>
               <w:pStyle w:val="Compact"/>
@@ -1822,6 +2128,7 @@
           </w:p>
         </w:tc>
         <w:tc>
+          <w:tcPr/>
           <w:p>
             <w:pPr>
               <w:pStyle w:val="Compact"/>
@@ -1833,6 +2140,7 @@
           </w:p>
         </w:tc>
         <w:tc>
+          <w:tcPr/>
           <w:p>
             <w:pPr>
               <w:pStyle w:val="Compact"/>
@@ -1844,6 +2152,7 @@
           </w:p>
         </w:tc>
         <w:tc>
+          <w:tcPr/>
           <w:p>
             <w:pPr>
               <w:pStyle w:val="Compact"/>
@@ -1855,6 +2164,7 @@
           </w:p>
         </w:tc>
         <w:tc>
+          <w:tcPr/>
           <w:p>
             <w:pPr>
               <w:pStyle w:val="Compact"/>
@@ -1868,6 +2178,7 @@
       </w:tr>
       <w:tr>
         <w:tc>
+          <w:tcPr/>
           <w:p>
             <w:pPr>
               <w:pStyle w:val="Compact"/>
@@ -1879,6 +2190,7 @@
           </w:p>
         </w:tc>
         <w:tc>
+          <w:tcPr/>
           <w:p>
             <w:pPr>
               <w:pStyle w:val="Compact"/>
@@ -1890,6 +2202,7 @@
           </w:p>
         </w:tc>
         <w:tc>
+          <w:tcPr/>
           <w:p>
             <w:pPr>
               <w:pStyle w:val="Compact"/>
@@ -1901,6 +2214,7 @@
           </w:p>
         </w:tc>
         <w:tc>
+          <w:tcPr/>
           <w:p>
             <w:pPr>
               <w:pStyle w:val="Compact"/>
@@ -1912,6 +2226,7 @@
           </w:p>
         </w:tc>
         <w:tc>
+          <w:tcPr/>
           <w:p>
             <w:pPr>
               <w:pStyle w:val="Compact"/>
@@ -1923,6 +2238,7 @@
           </w:p>
         </w:tc>
         <w:tc>
+          <w:tcPr/>
           <w:p>
             <w:pPr>
               <w:pStyle w:val="Compact"/>
@@ -1936,6 +2252,7 @@
       </w:tr>
       <w:tr>
         <w:tc>
+          <w:tcPr/>
           <w:p>
             <w:pPr>
               <w:pStyle w:val="Compact"/>
@@ -1947,23 +2264,49 @@
           </w:p>
         </w:tc>
         <w:tc>
-          <w:p/>
-        </w:tc>
-        <w:tc>
-          <w:p/>
-        </w:tc>
-        <w:tc>
-          <w:p/>
-        </w:tc>
-        <w:tc>
-          <w:p/>
-        </w:tc>
-        <w:tc>
-          <w:p/>
+          <w:tcPr/>
+          <w:p>
+            <w:pPr>
+              <w:pStyle w:val="Compact"/>
+            </w:pPr>
+          </w:p>
+        </w:tc>
+        <w:tc>
+          <w:tcPr/>
+          <w:p>
+            <w:pPr>
+              <w:pStyle w:val="Compact"/>
+            </w:pPr>
+          </w:p>
+        </w:tc>
+        <w:tc>
+          <w:tcPr/>
+          <w:p>
+            <w:pPr>
+              <w:pStyle w:val="Compact"/>
+            </w:pPr>
+          </w:p>
+        </w:tc>
+        <w:tc>
+          <w:tcPr/>
+          <w:p>
+            <w:pPr>
+              <w:pStyle w:val="Compact"/>
+            </w:pPr>
+          </w:p>
+        </w:tc>
+        <w:tc>
+          <w:tcPr/>
+          <w:p>
+            <w:pPr>
+              <w:pStyle w:val="Compact"/>
+            </w:pPr>
+          </w:p>
         </w:tc>
       </w:tr>
       <w:tr>
         <w:tc>
+          <w:tcPr/>
           <w:p>
             <w:pPr>
               <w:pStyle w:val="Compact"/>
@@ -1975,6 +2318,7 @@
           </w:p>
         </w:tc>
         <w:tc>
+          <w:tcPr/>
           <w:p>
             <w:pPr>
               <w:pStyle w:val="Compact"/>
@@ -1986,6 +2330,7 @@
           </w:p>
         </w:tc>
         <w:tc>
+          <w:tcPr/>
           <w:p>
             <w:pPr>
               <w:pStyle w:val="Compact"/>
@@ -1997,6 +2342,7 @@
           </w:p>
         </w:tc>
         <w:tc>
+          <w:tcPr/>
           <w:p>
             <w:pPr>
               <w:pStyle w:val="Compact"/>
@@ -2008,6 +2354,7 @@
           </w:p>
         </w:tc>
         <w:tc>
+          <w:tcPr/>
           <w:p>
             <w:pPr>
               <w:pStyle w:val="Compact"/>
@@ -2019,6 +2366,7 @@
           </w:p>
         </w:tc>
         <w:tc>
+          <w:tcPr/>
           <w:p>
             <w:pPr>
               <w:pStyle w:val="Compact"/>
@@ -2032,6 +2380,7 @@
       </w:tr>
       <w:tr>
         <w:tc>
+          <w:tcPr/>
           <w:p>
             <w:pPr>
               <w:pStyle w:val="Compact"/>
@@ -2043,6 +2392,7 @@
           </w:p>
         </w:tc>
         <w:tc>
+          <w:tcPr/>
           <w:p>
             <w:pPr>
               <w:pStyle w:val="Compact"/>
@@ -2054,6 +2404,7 @@
           </w:p>
         </w:tc>
         <w:tc>
+          <w:tcPr/>
           <w:p>
             <w:pPr>
               <w:pStyle w:val="Compact"/>
@@ -2065,6 +2416,7 @@
           </w:p>
         </w:tc>
         <w:tc>
+          <w:tcPr/>
           <w:p>
             <w:pPr>
               <w:pStyle w:val="Compact"/>
@@ -2076,6 +2428,7 @@
           </w:p>
         </w:tc>
         <w:tc>
+          <w:tcPr/>
           <w:p>
             <w:pPr>
               <w:pStyle w:val="Compact"/>
@@ -2087,6 +2440,7 @@
           </w:p>
         </w:tc>
         <w:tc>
+          <w:tcPr/>
           <w:p>
             <w:pPr>
               <w:pStyle w:val="Compact"/>
@@ -2100,6 +2454,7 @@
       </w:tr>
       <w:tr>
         <w:tc>
+          <w:tcPr/>
           <w:p>
             <w:pPr>
               <w:pStyle w:val="Compact"/>
@@ -2111,6 +2466,7 @@
           </w:p>
         </w:tc>
         <w:tc>
+          <w:tcPr/>
           <w:p>
             <w:pPr>
               <w:pStyle w:val="Compact"/>
@@ -2122,6 +2478,7 @@
           </w:p>
         </w:tc>
         <w:tc>
+          <w:tcPr/>
           <w:p>
             <w:pPr>
               <w:pStyle w:val="Compact"/>
@@ -2133,6 +2490,7 @@
           </w:p>
         </w:tc>
         <w:tc>
+          <w:tcPr/>
           <w:p>
             <w:pPr>
               <w:pStyle w:val="Compact"/>
@@ -2144,6 +2502,7 @@
           </w:p>
         </w:tc>
         <w:tc>
+          <w:tcPr/>
           <w:p>
             <w:pPr>
               <w:pStyle w:val="Compact"/>
@@ -2155,6 +2514,7 @@
           </w:p>
         </w:tc>
         <w:tc>
+          <w:tcPr/>
           <w:p>
             <w:pPr>
               <w:pStyle w:val="Compact"/>
@@ -2168,6 +2528,7 @@
       </w:tr>
       <w:tr>
         <w:tc>
+          <w:tcPr/>
           <w:p>
             <w:pPr>
               <w:pStyle w:val="Compact"/>
@@ -2179,6 +2540,7 @@
           </w:p>
         </w:tc>
         <w:tc>
+          <w:tcPr/>
           <w:p>
             <w:pPr>
               <w:pStyle w:val="Compact"/>
@@ -2190,6 +2552,7 @@
           </w:p>
         </w:tc>
         <w:tc>
+          <w:tcPr/>
           <w:p>
             <w:pPr>
               <w:pStyle w:val="Compact"/>
@@ -2201,6 +2564,7 @@
           </w:p>
         </w:tc>
         <w:tc>
+          <w:tcPr/>
           <w:p>
             <w:pPr>
               <w:pStyle w:val="Compact"/>
@@ -2212,6 +2576,7 @@
           </w:p>
         </w:tc>
         <w:tc>
+          <w:tcPr/>
           <w:p>
             <w:pPr>
               <w:pStyle w:val="Compact"/>
@@ -2223,6 +2588,7 @@
           </w:p>
         </w:tc>
         <w:tc>
+          <w:tcPr/>
           <w:p>
             <w:pPr>
               <w:pStyle w:val="Compact"/>
@@ -2236,6 +2602,7 @@
       </w:tr>
       <w:tr>
         <w:tc>
+          <w:tcPr/>
           <w:p>
             <w:pPr>
               <w:pStyle w:val="Compact"/>
@@ -2247,6 +2614,7 @@
           </w:p>
         </w:tc>
         <w:tc>
+          <w:tcPr/>
           <w:p>
             <w:pPr>
               <w:pStyle w:val="Compact"/>
@@ -2258,6 +2626,7 @@
           </w:p>
         </w:tc>
         <w:tc>
+          <w:tcPr/>
           <w:p>
             <w:pPr>
               <w:pStyle w:val="Compact"/>
@@ -2269,6 +2638,7 @@
           </w:p>
         </w:tc>
         <w:tc>
+          <w:tcPr/>
           <w:p>
             <w:pPr>
               <w:pStyle w:val="Compact"/>
@@ -2280,6 +2650,7 @@
           </w:p>
         </w:tc>
         <w:tc>
+          <w:tcPr/>
           <w:p>
             <w:pPr>
               <w:pStyle w:val="Compact"/>
@@ -2291,6 +2662,7 @@
           </w:p>
         </w:tc>
         <w:tc>
+          <w:tcPr/>
           <w:p>
             <w:pPr>
               <w:pStyle w:val="Compact"/>
@@ -2304,6 +2676,7 @@
       </w:tr>
       <w:tr>
         <w:tc>
+          <w:tcPr/>
           <w:p>
             <w:pPr>
               <w:pStyle w:val="Compact"/>
@@ -2315,6 +2688,7 @@
           </w:p>
         </w:tc>
         <w:tc>
+          <w:tcPr/>
           <w:p>
             <w:pPr>
               <w:pStyle w:val="Compact"/>
@@ -2326,6 +2700,7 @@
           </w:p>
         </w:tc>
         <w:tc>
+          <w:tcPr/>
           <w:p>
             <w:pPr>
               <w:pStyle w:val="Compact"/>
@@ -2337,6 +2712,7 @@
           </w:p>
         </w:tc>
         <w:tc>
+          <w:tcPr/>
           <w:p>
             <w:pPr>
               <w:pStyle w:val="Compact"/>
@@ -2348,6 +2724,7 @@
           </w:p>
         </w:tc>
         <w:tc>
+          <w:tcPr/>
           <w:p>
             <w:pPr>
               <w:pStyle w:val="Compact"/>
@@ -2359,6 +2736,7 @@
           </w:p>
         </w:tc>
         <w:tc>
+          <w:tcPr/>
           <w:p>
             <w:pPr>
               <w:pStyle w:val="Compact"/>
@@ -2372,6 +2750,7 @@
       </w:tr>
       <w:tr>
         <w:tc>
+          <w:tcPr/>
           <w:p>
             <w:pPr>
               <w:pStyle w:val="Compact"/>
@@ -2383,6 +2762,7 @@
           </w:p>
         </w:tc>
         <w:tc>
+          <w:tcPr/>
           <w:p>
             <w:pPr>
               <w:pStyle w:val="Compact"/>
@@ -2394,6 +2774,7 @@
           </w:p>
         </w:tc>
         <w:tc>
+          <w:tcPr/>
           <w:p>
             <w:pPr>
               <w:pStyle w:val="Compact"/>
@@ -2405,6 +2786,7 @@
           </w:p>
         </w:tc>
         <w:tc>
+          <w:tcPr/>
           <w:p>
             <w:pPr>
               <w:pStyle w:val="Compact"/>
@@ -2416,6 +2798,7 @@
           </w:p>
         </w:tc>
         <w:tc>
+          <w:tcPr/>
           <w:p>
             <w:pPr>
               <w:pStyle w:val="Compact"/>
@@ -2427,6 +2810,7 @@
           </w:p>
         </w:tc>
         <w:tc>
+          <w:tcPr/>
           <w:p>
             <w:pPr>
               <w:pStyle w:val="Compact"/>
@@ -2440,6 +2824,7 @@
       </w:tr>
       <w:tr>
         <w:tc>
+          <w:tcPr/>
           <w:p>
             <w:pPr>
               <w:pStyle w:val="Compact"/>
@@ -2451,6 +2836,7 @@
           </w:p>
         </w:tc>
         <w:tc>
+          <w:tcPr/>
           <w:p>
             <w:pPr>
               <w:pStyle w:val="Compact"/>
@@ -2462,6 +2848,7 @@
           </w:p>
         </w:tc>
         <w:tc>
+          <w:tcPr/>
           <w:p>
             <w:pPr>
               <w:pStyle w:val="Compact"/>
@@ -2473,6 +2860,7 @@
           </w:p>
         </w:tc>
         <w:tc>
+          <w:tcPr/>
           <w:p>
             <w:pPr>
               <w:pStyle w:val="Compact"/>
@@ -2484,6 +2872,7 @@
           </w:p>
         </w:tc>
         <w:tc>
+          <w:tcPr/>
           <w:p>
             <w:pPr>
               <w:pStyle w:val="Compact"/>
@@ -2495,6 +2884,7 @@
           </w:p>
         </w:tc>
         <w:tc>
+          <w:tcPr/>
           <w:p>
             <w:pPr>
               <w:pStyle w:val="Compact"/>
@@ -2719,14 +3109,14 @@
     </w:lvl>
   </w:abstractNum>
   <w:abstractNum w:abstractNumId="990">
-    <w:nsid w:val="2c1ae401"/>
+    <w:nsid w:val="0000A990"/>
     <w:multiLevelType w:val="multilevel"/>
     <w:lvl w:ilvl="0">
       <w:numFmt w:val="bullet"/>
       <w:lvlText w:val=" "/>
       <w:lvlJc w:val="left"/>
       <w:pPr>
-        <w:ind w:left="720" w:hanging="480"/>
+        <w:ind w:left="720" w:hanging="360"/>
       </w:pPr>
     </w:lvl>
     <w:lvl w:ilvl="1">
@@ -2734,7 +3124,7 @@
       <w:lvlText w:val=" "/>
       <w:lvlJc w:val="left"/>
       <w:pPr>
-        <w:ind w:left="1440" w:hanging="480"/>
+        <w:ind w:left="1440" w:hanging="360"/>
       </w:pPr>
     </w:lvl>
     <w:lvl w:ilvl="2">
@@ -2742,7 +3132,7 @@
       <w:lvlText w:val=" "/>
       <w:lvlJc w:val="left"/>
       <w:pPr>
-        <w:ind w:left="2160" w:hanging="480"/>
+        <w:ind w:left="2160" w:hanging="360"/>
       </w:pPr>
     </w:lvl>
     <w:lvl w:ilvl="3">
@@ -2750,7 +3140,7 @@
       <w:lvlText w:val=" "/>
       <w:lvlJc w:val="left"/>
       <w:pPr>
-        <w:ind w:left="2880" w:hanging="480"/>
+        <w:ind w:left="2880" w:hanging="360"/>
       </w:pPr>
     </w:lvl>
     <w:lvl w:ilvl="4">
@@ -2758,7 +3148,7 @@
       <w:lvlText w:val=" "/>
       <w:lvlJc w:val="left"/>
       <w:pPr>
-        <w:ind w:left="3600" w:hanging="480"/>
+        <w:ind w:left="3600" w:hanging="360"/>
       </w:pPr>
     </w:lvl>
     <w:lvl w:ilvl="5">
@@ -2766,7 +3156,7 @@
       <w:lvlText w:val=" "/>
       <w:lvlJc w:val="left"/>
       <w:pPr>
-        <w:ind w:left="4320" w:hanging="480"/>
+        <w:ind w:left="4320" w:hanging="360"/>
       </w:pPr>
     </w:lvl>
     <w:lvl w:ilvl="6">
@@ -2774,7 +3164,7 @@
       <w:lvlText w:val=" "/>
       <w:lvlJc w:val="left"/>
       <w:pPr>
-        <w:ind w:left="5040" w:hanging="480"/>
+        <w:ind w:left="5040" w:hanging="360"/>
       </w:pPr>
     </w:lvl>
     <w:lvl w:ilvl="7">
@@ -2782,7 +3172,7 @@
       <w:lvlText w:val=" "/>
       <w:lvlJc w:val="left"/>
       <w:pPr>
-        <w:ind w:left="5760" w:hanging="480"/>
+        <w:ind w:left="5760" w:hanging="360"/>
       </w:pPr>
     </w:lvl>
     <w:lvl w:ilvl="8">
@@ -2790,7 +3180,7 @@
       <w:lvlText w:val=" "/>
       <w:lvlJc w:val="left"/>
       <w:pPr>
-        <w:ind w:left="6480" w:hanging="480"/>
+        <w:ind w:left="6480" w:hanging="360"/>
       </w:pPr>
     </w:lvl>
   </w:abstractNum>
@@ -3541,8 +3931,8 @@
     <w:name w:val="KeywordTok"/>
     <w:basedOn w:val="VerbatimChar"/>
     <w:rPr>
+      <w:b/>
       <w:color w:val="007020"/>
-      <w:b/>
     </w:rPr>
   </w:style>
   <w:style w:type="character" w:customStyle="1" w:styleId="DataTypeTok">
@@ -3618,40 +4008,43 @@
   <w:style w:type="character" w:customStyle="1" w:styleId="ImportTok">
     <w:name w:val="ImportTok"/>
     <w:basedOn w:val="VerbatimChar"/>
-    <w:rPr/>
+    <w:rPr>
+      <w:b/>
+      <w:color w:val="008000"/>
+    </w:rPr>
   </w:style>
   <w:style w:type="character" w:customStyle="1" w:styleId="CommentTok">
     <w:name w:val="CommentTok"/>
     <w:basedOn w:val="VerbatimChar"/>
     <w:rPr>
+      <w:i/>
       <w:color w:val="60a0b0"/>
-      <w:i/>
     </w:rPr>
   </w:style>
   <w:style w:type="character" w:customStyle="1" w:styleId="DocumentationTok">
     <w:name w:val="DocumentationTok"/>
     <w:basedOn w:val="VerbatimChar"/>
     <w:rPr>
+      <w:i/>
       <w:color w:val="ba2121"/>
-      <w:i/>
     </w:rPr>
   </w:style>
   <w:style w:type="character" w:customStyle="1" w:styleId="AnnotationTok">
     <w:name w:val="AnnotationTok"/>
     <w:basedOn w:val="VerbatimChar"/>
     <w:rPr>
-      <w:color w:val="60a0b0"/>
       <w:b/>
       <w:i/>
+      <w:color w:val="60a0b0"/>
     </w:rPr>
   </w:style>
   <w:style w:type="character" w:customStyle="1" w:styleId="CommentVarTok">
     <w:name w:val="CommentVarTok"/>
     <w:basedOn w:val="VerbatimChar"/>
     <w:rPr>
-      <w:color w:val="60a0b0"/>
       <w:b/>
       <w:i/>
+      <w:color w:val="60a0b0"/>
     </w:rPr>
   </w:style>
   <w:style w:type="character" w:customStyle="1" w:styleId="OtherTok">
@@ -3679,8 +4072,8 @@
     <w:name w:val="ControlFlowTok"/>
     <w:basedOn w:val="VerbatimChar"/>
     <w:rPr>
+      <w:b/>
       <w:color w:val="007020"/>
-      <w:b/>
     </w:rPr>
   </w:style>
   <w:style w:type="character" w:customStyle="1" w:styleId="OperatorTok">
@@ -3693,7 +4086,9 @@
   <w:style w:type="character" w:customStyle="1" w:styleId="BuiltInTok">
     <w:name w:val="BuiltInTok"/>
     <w:basedOn w:val="VerbatimChar"/>
-    <w:rPr/>
+    <w:rPr>
+      <w:color w:val="008000"/>
+    </w:rPr>
   </w:style>
   <w:style w:type="character" w:customStyle="1" w:styleId="ExtensionTok">
     <w:name w:val="ExtensionTok"/>
@@ -3723,34 +4118,34 @@
     <w:name w:val="InformationTok"/>
     <w:basedOn w:val="VerbatimChar"/>
     <w:rPr>
-      <w:color w:val="60a0b0"/>
       <w:b/>
       <w:i/>
+      <w:color w:val="60a0b0"/>
     </w:rPr>
   </w:style>
   <w:style w:type="character" w:customStyle="1" w:styleId="WarningTok">
     <w:name w:val="WarningTok"/>
     <w:basedOn w:val="VerbatimChar"/>
     <w:rPr>
-      <w:color w:val="60a0b0"/>
       <w:b/>
       <w:i/>
+      <w:color w:val="60a0b0"/>
     </w:rPr>
   </w:style>
   <w:style w:type="character" w:customStyle="1" w:styleId="AlertTok">
     <w:name w:val="AlertTok"/>
     <w:basedOn w:val="VerbatimChar"/>
     <w:rPr>
+      <w:b/>
       <w:color w:val="ff0000"/>
-      <w:b/>
     </w:rPr>
   </w:style>
   <w:style w:type="character" w:customStyle="1" w:styleId="ErrorTok">
     <w:name w:val="ErrorTok"/>
     <w:basedOn w:val="VerbatimChar"/>
     <w:rPr>
+      <w:b/>
       <w:color w:val="ff0000"/>
-      <w:b/>
     </w:rPr>
   </w:style>
   <w:style w:type="character" w:customStyle="1" w:styleId="NormalTok">
